--- a/docs/ASM-EEG-007_RevB_assembly_work_instructions.docx
+++ b/docs/ASM-EEG-007_RevB_assembly_work_instructions.docx
@@ -132,7 +132,7 @@
         <w:t xml:space="preserve"> </w:t>
       </w:r>
       <w:r>
-        <w:t xml:space="preserve">DSN-EEG-003 Rev C, then RFQ-EEG-001 Rev E. Where this</w:t>
+        <w:t xml:space="preserve">DSN-EEG-003 Rev D, then RFQ-EEG-001 Rev E. Where this</w:t>
       </w:r>
       <w:r>
         <w:t xml:space="preserve"> </w:t>
@@ -3228,7 +3228,7 @@
         <w:t xml:space="preserve"> </w:t>
       </w:r>
       <w:r>
-        <w:t xml:space="preserve">comb of 1.4 and the retention bar of 3.6 are assembly aids that JIG-EEG-009 Rev B must</w:t>
+        <w:t xml:space="preserve">comb of 1.4 and the retention bar of 3.6 are assembly aids that JIG-EEG-009 Rev C must</w:t>
       </w:r>
       <w:r>
         <w:t xml:space="preserve"> </w:t>
@@ -4631,7 +4631,7 @@
           <w:b/>
           <w:bCs/>
         </w:rPr>
-        <w:t xml:space="preserve">DSN-EEG-003 Rev C section 3.2</w:t>
+        <w:t xml:space="preserve">DSN-EEG-003 Rev D section 3.2</w:t>
       </w:r>
       <w:r>
         <w:t xml:space="preserve"> </w:t>
@@ -4819,7 +4819,7 @@
         <w:t xml:space="preserve"> </w:t>
       </w:r>
       <w:r>
-        <w:t xml:space="preserve">(RFQ S-03; DSN-EEG-003 Rev C section 3.3, which owns this rule). An assembler who cannot see the inner layers</w:t>
+        <w:t xml:space="preserve">(RFQ S-03; DSN-EEG-003 Rev D section 3.3, which owns this rule). An assembler who cannot see the inner layers</w:t>
       </w:r>
       <w:r>
         <w:t xml:space="preserve"> </w:t>
@@ -5089,7 +5089,7 @@
         <w:t xml:space="preserve"> </w:t>
       </w:r>
       <w:r>
-        <w:t xml:space="preserve">is no longer cited by this document; RUL-EEG-021 Rev A</w:t>
+        <w:t xml:space="preserve">is no longer cited by this document; RUL-EEG-021 Rev B</w:t>
       </w:r>
       <w:r>
         <w:t xml:space="preserve"> </w:t>
@@ -7182,7 +7182,7 @@
         <w:t xml:space="preserve"> </w:t>
       </w:r>
       <w:r>
-        <w:t xml:space="preserve">x = 62 mm, DGND on both inner layers right of it (DSN-EEG-003 Rev C section 3.3). Four</w:t>
+        <w:t xml:space="preserve">x = 62 mm, DGND on both inner layers right of it (DSN-EEG-003 Rev D section 3.3). Four</w:t>
       </w:r>
       <w:r>
         <w:t xml:space="preserve"> </w:t>
@@ -8348,7 +8348,7 @@
           <w:b/>
           <w:bCs/>
         </w:rPr>
-        <w:t xml:space="preserve">DSN-EEG-003 Rev C section 3.3</w:t>
+        <w:t xml:space="preserve">DSN-EEG-003 Rev D section 3.3</w:t>
       </w:r>
       <w:r>
         <w:t xml:space="preserve">; what follows is</w:t>
@@ -10590,7 +10590,7 @@
         <w:t xml:space="preserve"> </w:t>
       </w:r>
       <w:r>
-        <w:t xml:space="preserve">(DSN-EEG-003 Rev C section 8, open item 5).</w:t>
+        <w:t xml:space="preserve">(DSN-EEG-003 Rev D section 8, open item 5).</w:t>
       </w:r>
     </w:p>
     <w:p>
